--- a/docs/reference/2026-jun-aug/05-harness-and-prompt.md.docx
+++ b/docs/reference/2026-jun-aug/05-harness-and-prompt.md.docx
@@ -7,7 +7,7 @@
         <w:pStyle w:val="Heading1"/>
         <w:rPr/>
       </w:pPr>
-      <w:bookmarkStart w:colFirst="0" w:colLast="0" w:name="_126fgneayb4f" w:id="0"/>
+      <w:bookmarkStart w:colFirst="0" w:colLast="0" w:name="_mhp0msqkaoeo" w:id="0"/>
       <w:bookmarkEnd w:id="0"/>
       <w:r>
         <w:rPr>
@@ -46,7 +46,7 @@
         <w:pStyle w:val="Heading2"/>
         <w:rPr/>
       </w:pPr>
-      <w:bookmarkStart w:colFirst="0" w:colLast="0" w:name="_okpdlc1ffovk" w:id="1"/>
+      <w:bookmarkStart w:colFirst="0" w:colLast="0" w:name="_u20zglr82s96" w:id="1"/>
       <w:bookmarkEnd w:id="1"/>
       <w:r>
         <w:rPr>
@@ -140,6 +140,7 @@
           <w:numId w:val="1"/>
         </w:numPr>
         <w:ind w:left="720" w:hanging="360"/>
+        <w:rPr/>
       </w:pPr>
       <w:r>
         <w:rPr>
@@ -169,6 +170,7 @@
           <w:numId w:val="1"/>
         </w:numPr>
         <w:ind w:left="720" w:hanging="360"/>
+        <w:rPr/>
       </w:pPr>
       <w:r>
         <w:rPr>
@@ -197,6 +199,7 @@
           <w:numId w:val="1"/>
         </w:numPr>
         <w:ind w:left="720" w:hanging="360"/>
+        <w:rPr/>
       </w:pPr>
       <w:r>
         <w:rPr>
@@ -260,7 +263,7 @@
         <w:pStyle w:val="Heading3"/>
         <w:rPr/>
       </w:pPr>
-      <w:bookmarkStart w:colFirst="0" w:colLast="0" w:name="_oy61cfw923h4" w:id="2"/>
+      <w:bookmarkStart w:colFirst="0" w:colLast="0" w:name="_2mizj0b591r6" w:id="2"/>
       <w:bookmarkEnd w:id="2"/>
       <w:r>
         <w:rPr>
@@ -978,7 +981,7 @@
         <w:pStyle w:val="Heading2"/>
         <w:rPr/>
       </w:pPr>
-      <w:bookmarkStart w:colFirst="0" w:colLast="0" w:name="_876o0z2lanzu" w:id="3"/>
+      <w:bookmarkStart w:colFirst="0" w:colLast="0" w:name="_m7ee5xbs92sh" w:id="3"/>
       <w:bookmarkEnd w:id="3"/>
       <w:r>
         <w:rPr>
@@ -1044,6 +1047,7 @@
           <w:numId w:val="3"/>
         </w:numPr>
         <w:ind w:left="720" w:hanging="360"/>
+        <w:rPr/>
       </w:pPr>
       <w:r>
         <w:rPr>
@@ -1067,6 +1071,7 @@
           <w:numId w:val="3"/>
         </w:numPr>
         <w:ind w:left="720" w:hanging="360"/>
+        <w:rPr/>
       </w:pPr>
       <w:r>
         <w:rPr>
@@ -1090,6 +1095,7 @@
           <w:numId w:val="3"/>
         </w:numPr>
         <w:ind w:left="1440" w:hanging="360"/>
+        <w:rPr/>
       </w:pPr>
       <w:r>
         <w:rPr>
@@ -1119,6 +1125,7 @@
           <w:numId w:val="3"/>
         </w:numPr>
         <w:ind w:left="1440" w:hanging="360"/>
+        <w:rPr/>
       </w:pPr>
       <w:r>
         <w:rPr>
@@ -1148,6 +1155,7 @@
           <w:numId w:val="3"/>
         </w:numPr>
         <w:ind w:left="720" w:hanging="360"/>
+        <w:rPr/>
       </w:pPr>
       <w:r>
         <w:rPr>
@@ -1199,6 +1207,7 @@
           <w:numId w:val="3"/>
         </w:numPr>
         <w:ind w:left="720" w:hanging="360"/>
+        <w:rPr/>
       </w:pPr>
       <w:r>
         <w:rPr>
@@ -1220,7 +1229,7 @@
         <w:pStyle w:val="Heading2"/>
         <w:rPr/>
       </w:pPr>
-      <w:bookmarkStart w:colFirst="0" w:colLast="0" w:name="_2f03zw1wlyca" w:id="4"/>
+      <w:bookmarkStart w:colFirst="0" w:colLast="0" w:name="_yynady3319sf" w:id="4"/>
       <w:bookmarkEnd w:id="4"/>
       <w:r>
         <w:rPr>
@@ -1799,7 +1808,7 @@
         <w:pStyle w:val="Heading2"/>
         <w:rPr/>
       </w:pPr>
-      <w:bookmarkStart w:colFirst="0" w:colLast="0" w:name="_l9ku5o9l211c" w:id="5"/>
+      <w:bookmarkStart w:colFirst="0" w:colLast="0" w:name="_20gzu3y916hg" w:id="5"/>
       <w:bookmarkEnd w:id="5"/>
       <w:r>
         <w:rPr>
@@ -1851,6 +1860,7 @@
           <w:numId w:val="2"/>
         </w:numPr>
         <w:ind w:left="720" w:hanging="360"/>
+        <w:rPr/>
       </w:pPr>
       <w:r>
         <w:rPr>
@@ -1888,6 +1898,7 @@
           <w:numId w:val="2"/>
         </w:numPr>
         <w:ind w:left="720" w:hanging="360"/>
+        <w:rPr/>
       </w:pPr>
       <w:r>
         <w:rPr>
@@ -1926,6 +1937,7 @@
           <w:numId w:val="2"/>
         </w:numPr>
         <w:ind w:left="720" w:hanging="360"/>
+        <w:rPr/>
       </w:pPr>
       <w:r>
         <w:rPr>
@@ -1969,6 +1981,7 @@
           <w:numId w:val="2"/>
         </w:numPr>
         <w:ind w:left="720" w:hanging="360"/>
+        <w:rPr/>
       </w:pPr>
       <w:r>
         <w:rPr>
@@ -2032,7 +2045,7 @@
         <w:pStyle w:val="Heading2"/>
         <w:rPr/>
       </w:pPr>
-      <w:bookmarkStart w:colFirst="0" w:colLast="0" w:name="_ipsro4gu6e28" w:id="6"/>
+      <w:bookmarkStart w:colFirst="0" w:colLast="0" w:name="_vheopuqgoci" w:id="6"/>
       <w:bookmarkEnd w:id="6"/>
       <w:r>
         <w:rPr>
@@ -2048,6 +2061,7 @@
           <w:numId w:val="4"/>
         </w:numPr>
         <w:ind w:left="720" w:hanging="360"/>
+        <w:rPr/>
       </w:pPr>
       <w:r>
         <w:rPr>
@@ -2070,6 +2084,7 @@
           <w:numId w:val="4"/>
         </w:numPr>
         <w:ind w:left="720" w:hanging="360"/>
+        <w:rPr/>
       </w:pPr>
       <w:r>
         <w:rPr>
@@ -2092,6 +2107,7 @@
           <w:numId w:val="4"/>
         </w:numPr>
         <w:ind w:left="720" w:hanging="360"/>
+        <w:rPr/>
       </w:pPr>
       <w:r>
         <w:rPr>
@@ -2156,6 +2172,7 @@
           <w:numId w:val="4"/>
         </w:numPr>
         <w:ind w:left="720" w:hanging="360"/>
+        <w:rPr/>
       </w:pPr>
       <w:r>
         <w:rPr>
@@ -2178,6 +2195,7 @@
           <w:numId w:val="4"/>
         </w:numPr>
         <w:ind w:left="720" w:hanging="360"/>
+        <w:rPr/>
       </w:pPr>
       <w:r>
         <w:rPr>
@@ -2200,6 +2218,7 @@
           <w:numId w:val="4"/>
         </w:numPr>
         <w:ind w:left="720" w:hanging="360"/>
+        <w:rPr/>
       </w:pPr>
       <w:r>
         <w:rPr>
@@ -2250,6 +2269,7 @@
           <w:numId w:val="4"/>
         </w:numPr>
         <w:ind w:left="720" w:hanging="360"/>
+        <w:rPr/>
       </w:pPr>
       <w:r>
         <w:rPr>
